--- a/New HSSE Management System 2026/06-Operations/01-000001-000000-DAN-HSE-MNR-000025__Jun_2026_REV01_Consultation_and_Communication.docx
+++ b/New HSSE Management System 2026/06-Operations/01-000001-000000-DAN-HSE-MNR-000025__Jun_2026_REV01_Consultation_and_Communication.docx
@@ -3280,9 +3280,335 @@
           <w:sz w:val="18"/>
           <w:szCs w:val="18"/>
         </w:rPr>
-        <w:t xml:space="preserve">Internationally recognized safety sign colors that have specific meanings these include: RED – Prohibition YELLOW / AMBER – Warning BLUE – Mandatory GREEN – Emergency / First Aid</w:t>
-      </w:r>
-    </w:p>
+        <w:t xml:space="preserve">Internationally recognized safety sign colors that have specific meanings these include:</w:t>
+      </w:r>
+    </w:p>
+    <w:tbl>
+      <w:tblPr>
+        <w:tblW w:type="dxa" w:w="9360"/>
+        <w:tblBorders>
+          <w:top w:val="single" w:color="auto" w:sz="4"/>
+          <w:left w:val="single" w:color="auto" w:sz="4"/>
+          <w:bottom w:val="single" w:color="auto" w:sz="4"/>
+          <w:right w:val="single" w:color="auto" w:sz="4"/>
+          <w:insideH w:val="single" w:color="auto" w:sz="4"/>
+          <w:insideV w:val="single" w:color="auto" w:sz="4"/>
+        </w:tblBorders>
+      </w:tblPr>
+      <w:tblGrid>
+        <w:gridCol w:w="3120"/>
+        <w:gridCol w:w="6240"/>
+      </w:tblGrid>
+      <w:tr>
+        <w:trPr>
+          <w:tblHeader/>
+        </w:trPr>
+        <w:tc>
+          <w:tcPr>
+            <w:tcW w:type="dxa" w:w="3120"/>
+            <w:tcBorders>
+              <w:top w:val="single" w:color="BFB3AA" w:sz="4"/>
+              <w:left w:val="single" w:color="BFB3AA" w:sz="4"/>
+              <w:bottom w:val="single" w:color="BFB3AA" w:sz="4"/>
+              <w:right w:val="single" w:color="BFB3AA" w:sz="4"/>
+            </w:tcBorders>
+            <w:shd w:fill="542A12" w:color="auto" w:val="clear"/>
+            <w:tcMar>
+              <w:top w:type="dxa" w:w="60"/>
+              <w:left w:type="dxa" w:w="120"/>
+              <w:bottom w:type="dxa" w:w="60"/>
+              <w:right w:type="dxa" w:w="120"/>
+            </w:tcMar>
+            <w:vAlign w:val="center"/>
+          </w:tcPr>
+          <w:p>
+            <w:r>
+              <w:rPr>
+                <w:rFonts w:ascii="Tahoma" w:cs="Tahoma" w:eastAsia="Tahoma" w:hAnsi="Tahoma"/>
+                <w:b/>
+                <w:bCs/>
+                <w:color w:val="FFFFFF"/>
+                <w:sz w:val="18"/>
+                <w:szCs w:val="18"/>
+              </w:rPr>
+              <w:t xml:space="preserve">Safety-sign colour</w:t>
+            </w:r>
+          </w:p>
+        </w:tc>
+        <w:tc>
+          <w:tcPr>
+            <w:tcW w:type="dxa" w:w="6240"/>
+            <w:tcBorders>
+              <w:top w:val="single" w:color="BFB3AA" w:sz="4"/>
+              <w:left w:val="single" w:color="BFB3AA" w:sz="4"/>
+              <w:bottom w:val="single" w:color="BFB3AA" w:sz="4"/>
+              <w:right w:val="single" w:color="BFB3AA" w:sz="4"/>
+            </w:tcBorders>
+            <w:shd w:fill="542A12" w:color="auto" w:val="clear"/>
+            <w:tcMar>
+              <w:top w:type="dxa" w:w="60"/>
+              <w:left w:type="dxa" w:w="120"/>
+              <w:bottom w:type="dxa" w:w="60"/>
+              <w:right w:type="dxa" w:w="120"/>
+            </w:tcMar>
+            <w:vAlign w:val="center"/>
+          </w:tcPr>
+          <w:p>
+            <w:r>
+              <w:rPr>
+                <w:rFonts w:ascii="Tahoma" w:cs="Tahoma" w:eastAsia="Tahoma" w:hAnsi="Tahoma"/>
+                <w:b/>
+                <w:bCs/>
+                <w:color w:val="FFFFFF"/>
+                <w:sz w:val="18"/>
+                <w:szCs w:val="18"/>
+              </w:rPr>
+              <w:t xml:space="preserve">Meaning</w:t>
+            </w:r>
+          </w:p>
+        </w:tc>
+      </w:tr>
+      <w:tr>
+        <w:tc>
+          <w:tcPr>
+            <w:tcW w:type="dxa" w:w="3120"/>
+            <w:tcBorders>
+              <w:top w:val="single" w:color="BFB3AA" w:sz="4"/>
+              <w:left w:val="single" w:color="BFB3AA" w:sz="4"/>
+              <w:bottom w:val="single" w:color="BFB3AA" w:sz="4"/>
+              <w:right w:val="single" w:color="BFB3AA" w:sz="4"/>
+            </w:tcBorders>
+            <w:tcMar>
+              <w:top w:type="dxa" w:w="60"/>
+              <w:left w:type="dxa" w:w="120"/>
+              <w:bottom w:type="dxa" w:w="60"/>
+              <w:right w:type="dxa" w:w="120"/>
+            </w:tcMar>
+            <w:vAlign w:val="center"/>
+          </w:tcPr>
+          <w:p>
+            <w:r>
+              <w:rPr>
+                <w:rFonts w:ascii="Tahoma" w:cs="Tahoma" w:eastAsia="Tahoma" w:hAnsi="Tahoma"/>
+                <w:color w:val="222222"/>
+                <w:sz w:val="18"/>
+                <w:szCs w:val="18"/>
+              </w:rPr>
+              <w:t xml:space="preserve">Red</w:t>
+            </w:r>
+          </w:p>
+        </w:tc>
+        <w:tc>
+          <w:tcPr>
+            <w:tcW w:type="dxa" w:w="6240"/>
+            <w:tcBorders>
+              <w:top w:val="single" w:color="BFB3AA" w:sz="4"/>
+              <w:left w:val="single" w:color="BFB3AA" w:sz="4"/>
+              <w:bottom w:val="single" w:color="BFB3AA" w:sz="4"/>
+              <w:right w:val="single" w:color="BFB3AA" w:sz="4"/>
+            </w:tcBorders>
+            <w:tcMar>
+              <w:top w:type="dxa" w:w="60"/>
+              <w:left w:type="dxa" w:w="120"/>
+              <w:bottom w:type="dxa" w:w="60"/>
+              <w:right w:type="dxa" w:w="120"/>
+            </w:tcMar>
+            <w:vAlign w:val="center"/>
+          </w:tcPr>
+          <w:p>
+            <w:r>
+              <w:rPr>
+                <w:rFonts w:ascii="Tahoma" w:cs="Tahoma" w:eastAsia="Tahoma" w:hAnsi="Tahoma"/>
+                <w:color w:val="222222"/>
+                <w:sz w:val="18"/>
+                <w:szCs w:val="18"/>
+              </w:rPr>
+              <w:t xml:space="preserve">Prohibition</w:t>
+            </w:r>
+          </w:p>
+        </w:tc>
+      </w:tr>
+      <w:tr>
+        <w:tc>
+          <w:tcPr>
+            <w:tcW w:type="dxa" w:w="3120"/>
+            <w:tcBorders>
+              <w:top w:val="single" w:color="BFB3AA" w:sz="4"/>
+              <w:left w:val="single" w:color="BFB3AA" w:sz="4"/>
+              <w:bottom w:val="single" w:color="BFB3AA" w:sz="4"/>
+              <w:right w:val="single" w:color="BFB3AA" w:sz="4"/>
+            </w:tcBorders>
+            <w:tcMar>
+              <w:top w:type="dxa" w:w="60"/>
+              <w:left w:type="dxa" w:w="120"/>
+              <w:bottom w:type="dxa" w:w="60"/>
+              <w:right w:type="dxa" w:w="120"/>
+            </w:tcMar>
+            <w:vAlign w:val="center"/>
+          </w:tcPr>
+          <w:p>
+            <w:r>
+              <w:rPr>
+                <w:rFonts w:ascii="Tahoma" w:cs="Tahoma" w:eastAsia="Tahoma" w:hAnsi="Tahoma"/>
+                <w:color w:val="222222"/>
+                <w:sz w:val="18"/>
+                <w:szCs w:val="18"/>
+              </w:rPr>
+              <w:t xml:space="preserve">Yellow / Amber</w:t>
+            </w:r>
+          </w:p>
+        </w:tc>
+        <w:tc>
+          <w:tcPr>
+            <w:tcW w:type="dxa" w:w="6240"/>
+            <w:tcBorders>
+              <w:top w:val="single" w:color="BFB3AA" w:sz="4"/>
+              <w:left w:val="single" w:color="BFB3AA" w:sz="4"/>
+              <w:bottom w:val="single" w:color="BFB3AA" w:sz="4"/>
+              <w:right w:val="single" w:color="BFB3AA" w:sz="4"/>
+            </w:tcBorders>
+            <w:tcMar>
+              <w:top w:type="dxa" w:w="60"/>
+              <w:left w:type="dxa" w:w="120"/>
+              <w:bottom w:type="dxa" w:w="60"/>
+              <w:right w:type="dxa" w:w="120"/>
+            </w:tcMar>
+            <w:vAlign w:val="center"/>
+          </w:tcPr>
+          <w:p>
+            <w:r>
+              <w:rPr>
+                <w:rFonts w:ascii="Tahoma" w:cs="Tahoma" w:eastAsia="Tahoma" w:hAnsi="Tahoma"/>
+                <w:color w:val="222222"/>
+                <w:sz w:val="18"/>
+                <w:szCs w:val="18"/>
+              </w:rPr>
+              <w:t xml:space="preserve">Warning</w:t>
+            </w:r>
+          </w:p>
+        </w:tc>
+      </w:tr>
+      <w:tr>
+        <w:tc>
+          <w:tcPr>
+            <w:tcW w:type="dxa" w:w="3120"/>
+            <w:tcBorders>
+              <w:top w:val="single" w:color="BFB3AA" w:sz="4"/>
+              <w:left w:val="single" w:color="BFB3AA" w:sz="4"/>
+              <w:bottom w:val="single" w:color="BFB3AA" w:sz="4"/>
+              <w:right w:val="single" w:color="BFB3AA" w:sz="4"/>
+            </w:tcBorders>
+            <w:tcMar>
+              <w:top w:type="dxa" w:w="60"/>
+              <w:left w:type="dxa" w:w="120"/>
+              <w:bottom w:type="dxa" w:w="60"/>
+              <w:right w:type="dxa" w:w="120"/>
+            </w:tcMar>
+            <w:vAlign w:val="center"/>
+          </w:tcPr>
+          <w:p>
+            <w:r>
+              <w:rPr>
+                <w:rFonts w:ascii="Tahoma" w:cs="Tahoma" w:eastAsia="Tahoma" w:hAnsi="Tahoma"/>
+                <w:color w:val="222222"/>
+                <w:sz w:val="18"/>
+                <w:szCs w:val="18"/>
+              </w:rPr>
+              <w:t xml:space="preserve">Blue</w:t>
+            </w:r>
+          </w:p>
+        </w:tc>
+        <w:tc>
+          <w:tcPr>
+            <w:tcW w:type="dxa" w:w="6240"/>
+            <w:tcBorders>
+              <w:top w:val="single" w:color="BFB3AA" w:sz="4"/>
+              <w:left w:val="single" w:color="BFB3AA" w:sz="4"/>
+              <w:bottom w:val="single" w:color="BFB3AA" w:sz="4"/>
+              <w:right w:val="single" w:color="BFB3AA" w:sz="4"/>
+            </w:tcBorders>
+            <w:tcMar>
+              <w:top w:type="dxa" w:w="60"/>
+              <w:left w:type="dxa" w:w="120"/>
+              <w:bottom w:type="dxa" w:w="60"/>
+              <w:right w:type="dxa" w:w="120"/>
+            </w:tcMar>
+            <w:vAlign w:val="center"/>
+          </w:tcPr>
+          <w:p>
+            <w:r>
+              <w:rPr>
+                <w:rFonts w:ascii="Tahoma" w:cs="Tahoma" w:eastAsia="Tahoma" w:hAnsi="Tahoma"/>
+                <w:color w:val="222222"/>
+                <w:sz w:val="18"/>
+                <w:szCs w:val="18"/>
+              </w:rPr>
+              <w:t xml:space="preserve">Mandatory</w:t>
+            </w:r>
+          </w:p>
+        </w:tc>
+      </w:tr>
+      <w:tr>
+        <w:tc>
+          <w:tcPr>
+            <w:tcW w:type="dxa" w:w="3120"/>
+            <w:tcBorders>
+              <w:top w:val="single" w:color="BFB3AA" w:sz="4"/>
+              <w:left w:val="single" w:color="BFB3AA" w:sz="4"/>
+              <w:bottom w:val="single" w:color="BFB3AA" w:sz="4"/>
+              <w:right w:val="single" w:color="BFB3AA" w:sz="4"/>
+            </w:tcBorders>
+            <w:tcMar>
+              <w:top w:type="dxa" w:w="60"/>
+              <w:left w:type="dxa" w:w="120"/>
+              <w:bottom w:type="dxa" w:w="60"/>
+              <w:right w:type="dxa" w:w="120"/>
+            </w:tcMar>
+            <w:vAlign w:val="center"/>
+          </w:tcPr>
+          <w:p>
+            <w:r>
+              <w:rPr>
+                <w:rFonts w:ascii="Tahoma" w:cs="Tahoma" w:eastAsia="Tahoma" w:hAnsi="Tahoma"/>
+                <w:color w:val="222222"/>
+                <w:sz w:val="18"/>
+                <w:szCs w:val="18"/>
+              </w:rPr>
+              <w:t xml:space="preserve">Green</w:t>
+            </w:r>
+          </w:p>
+        </w:tc>
+        <w:tc>
+          <w:tcPr>
+            <w:tcW w:type="dxa" w:w="6240"/>
+            <w:tcBorders>
+              <w:top w:val="single" w:color="BFB3AA" w:sz="4"/>
+              <w:left w:val="single" w:color="BFB3AA" w:sz="4"/>
+              <w:bottom w:val="single" w:color="BFB3AA" w:sz="4"/>
+              <w:right w:val="single" w:color="BFB3AA" w:sz="4"/>
+            </w:tcBorders>
+            <w:tcMar>
+              <w:top w:type="dxa" w:w="60"/>
+              <w:left w:type="dxa" w:w="120"/>
+              <w:bottom w:type="dxa" w:w="60"/>
+              <w:right w:type="dxa" w:w="120"/>
+            </w:tcMar>
+            <w:vAlign w:val="center"/>
+          </w:tcPr>
+          <w:p>
+            <w:r>
+              <w:rPr>
+                <w:rFonts w:ascii="Tahoma" w:cs="Tahoma" w:eastAsia="Tahoma" w:hAnsi="Tahoma"/>
+                <w:color w:val="222222"/>
+                <w:sz w:val="18"/>
+                <w:szCs w:val="18"/>
+              </w:rPr>
+              <w:t xml:space="preserve">Emergency / First Aid</w:t>
+            </w:r>
+          </w:p>
+        </w:tc>
+      </w:tr>
+    </w:tbl>
     <w:p>
       <w:pPr>
         <w:pStyle w:val="ListParagraph"/>
